--- a/Mark/Java Kotlin/Mark Haney.docx
+++ b/Mark/Java Kotlin/Mark Haney.docx
@@ -878,13 +878,15 @@
         <w:t>Spring Boot 3.x</w:t>
       </w:r>
       <w:r>
-        <w:t xml:space="preserve"> with Jakarta namespace updates, dependency remediation, test refactoring, and phased rollout that reduced upgrade risk by </w:t>
-      </w:r>
-      <w:r>
-        <w:rPr>
-          <w:rStyle w:val="Strong"/>
-        </w:rPr>
-        <w:t>18%</w:t>
+        <w:t xml:space="preserve"> with Jakarta namespace updates, dependency remediation, </w:t>
+      </w:r>
+      <w:proofErr w:type="gramStart"/>
+      <w:r>
+        <w:t>test</w:t>
+      </w:r>
+      <w:proofErr w:type="gramEnd"/>
+      <w:r>
+        <w:t xml:space="preserve"> refactoring, and phased rollout that reduced upgrade risk</w:t>
       </w:r>
       <w:r>
         <w:t>.</w:t>
@@ -911,16 +913,7 @@
       </w:r>
       <w:proofErr w:type="spellEnd"/>
       <w:r>
-        <w:t xml:space="preserve">, Kafka, PostgreSQL, and MongoDB, allowing internal operations teams to process customer events faster while improving throughput by </w:t>
-      </w:r>
-      <w:r>
-        <w:rPr>
-          <w:rStyle w:val="Strong"/>
-        </w:rPr>
-        <w:t>27%</w:t>
-      </w:r>
-      <w:r>
-        <w:t>.</w:t>
+        <w:t>, Kafka, PostgreSQL, and MongoDB, allowing internal operations teams to process customer events faster while improving throughput.</w:t>
       </w:r>
     </w:p>
     <w:p>
@@ -992,17 +985,7 @@
         <w:jc w:val="both"/>
       </w:pPr>
       <w:r>
-        <w:lastRenderedPageBreak/>
-        <w:t xml:space="preserve">Refactored legacy Java modules into smaller domain services with clearer boundaries, improving maintainability and reducing regression defects during release testing by </w:t>
-      </w:r>
-      <w:r>
-        <w:rPr>
-          <w:rStyle w:val="Strong"/>
-        </w:rPr>
-        <w:t>22%</w:t>
-      </w:r>
-      <w:r>
-        <w:t>.</w:t>
+        <w:t>Refactored legacy Java modules into smaller domain services with clearer boundaries, improving maintainability and reducing regression defects during release testing.</w:t>
       </w:r>
     </w:p>
     <w:p>
@@ -1015,6 +998,7 @@
         <w:jc w:val="both"/>
       </w:pPr>
       <w:r>
+        <w:lastRenderedPageBreak/>
         <w:t xml:space="preserve">Designed secure REST APIs with </w:t>
       </w:r>
       <w:r>
@@ -1050,16 +1034,7 @@
         <w:jc w:val="both"/>
       </w:pPr>
       <w:r>
-        <w:t xml:space="preserve">Optimized PostgreSQL queries, indexes, and transaction boundaries for high-volume reporting endpoints, reducing slow query incidents by </w:t>
-      </w:r>
-      <w:r>
-        <w:rPr>
-          <w:rStyle w:val="Strong"/>
-        </w:rPr>
-        <w:t>26%</w:t>
-      </w:r>
-      <w:r>
-        <w:t xml:space="preserve"> during peak usage.</w:t>
+        <w:t>Optimized PostgreSQL queries, indexes, and transaction boundaries for high-volume reporting endpoints, reducing slow query incidents during peak usage.</w:t>
       </w:r>
     </w:p>
     <w:p>
@@ -1396,16 +1371,7 @@
         <w:jc w:val="both"/>
       </w:pPr>
       <w:r>
-        <w:t xml:space="preserve">Improved PostgreSQL performance by rewriting complex joins, adding composite indexes, and separating read-heavy endpoints, reducing dashboard response time by </w:t>
-      </w:r>
-      <w:r>
-        <w:rPr>
-          <w:rStyle w:val="Strong"/>
-        </w:rPr>
-        <w:t>21%</w:t>
-      </w:r>
-      <w:r>
-        <w:t>.</w:t>
+        <w:t>Improved PostgreSQL performance by rewriting complex joins, adding composite indexes, and separating read-heavy endpoints, reducing dashboard response time.</w:t>
       </w:r>
     </w:p>
     <w:p>
@@ -1418,16 +1384,7 @@
         <w:jc w:val="both"/>
       </w:pPr>
       <w:r>
-        <w:t xml:space="preserve">Created reusable API validation and error-handling patterns across Java services, helping frontend teams receive cleaner responses and reducing support tickets by </w:t>
-      </w:r>
-      <w:r>
-        <w:rPr>
-          <w:rStyle w:val="Strong"/>
-        </w:rPr>
-        <w:t>17%</w:t>
-      </w:r>
-      <w:r>
-        <w:t>.</w:t>
+        <w:t>Created reusable API validation and error-handling patterns across Java services, helping frontend teams receive cleaner responses and reducing support tickets.</w:t>
       </w:r>
     </w:p>
     <w:p>
@@ -1699,7 +1656,6 @@
         <w:jc w:val="both"/>
       </w:pPr>
       <w:r>
-        <w:lastRenderedPageBreak/>
         <w:t xml:space="preserve">Helped </w:t>
       </w:r>
       <w:proofErr w:type="gramStart"/>
@@ -1708,7 +1664,12 @@
       </w:r>
       <w:proofErr w:type="gramEnd"/>
       <w:r>
-        <w:t xml:space="preserve"> monolithic Java components into service-oriented modules, improving deployment flexibility and reducing release coordination issues by </w:t>
+        <w:t xml:space="preserve"> monolithic Java components into service-oriented modules, improving deployment flexibility and redu</w:t>
+      </w:r>
+      <w:bookmarkStart w:id="0" w:name="_GoBack"/>
+      <w:bookmarkEnd w:id="0"/>
+      <w:r>
+        <w:t xml:space="preserve">cing release coordination issues by </w:t>
       </w:r>
       <w:r>
         <w:rPr>
@@ -1730,16 +1691,8 @@
         <w:jc w:val="both"/>
       </w:pPr>
       <w:r>
-        <w:t xml:space="preserve">Implemented donor search, reporting, and campaign-management enhancements with optimized API contracts that improved user workflow completion by </w:t>
-      </w:r>
-      <w:r>
-        <w:rPr>
-          <w:rStyle w:val="Strong"/>
-        </w:rPr>
-        <w:t>16%</w:t>
-      </w:r>
-      <w:r>
-        <w:t>.</w:t>
+        <w:lastRenderedPageBreak/>
+        <w:t>Implemented donor search, reporting, and campaign-management enhancements with optimized API contracts that improved user workflow completion.</w:t>
       </w:r>
     </w:p>
     <w:p>
@@ -1791,16 +1744,7 @@
         <w:jc w:val="both"/>
       </w:pPr>
       <w:r>
-        <w:t xml:space="preserve">Integrated AWS-based storage and background processing for document and import workflows, improving batch processing stability by </w:t>
-      </w:r>
-      <w:r>
-        <w:rPr>
-          <w:rStyle w:val="Strong"/>
-        </w:rPr>
-        <w:t>22%</w:t>
-      </w:r>
-      <w:r>
-        <w:t>.</w:t>
+        <w:t>Integrated AWS-based storage and background processing for document and import workflows, improving batch processing stability.</w:t>
       </w:r>
     </w:p>
     <w:p>
@@ -1968,13 +1912,7 @@
         <w:t>Java 8</w:t>
       </w:r>
       <w:r>
-        <w:t xml:space="preserve">, Spring MVC, early </w:t>
-      </w:r>
-      <w:r>
-        <w:rPr>
-          <w:rStyle w:val="Strong"/>
-        </w:rPr>
-        <w:t>Spring Boot 1.x</w:t>
+        <w:t>, Spring MVC</w:t>
       </w:r>
       <w:r>
         <w:t>, Hibernate, PostgreSQL, REST APIs, Jenkins, and AWS EC2.</w:t>
@@ -2025,16 +1963,7 @@
         <w:jc w:val="both"/>
       </w:pPr>
       <w:r>
-        <w:t xml:space="preserve">Modernized older servlet and JSP-based modules into cleaner Spring MVC services, reducing manual maintenance effort and improving release confidence by </w:t>
-      </w:r>
-      <w:r>
-        <w:rPr>
-          <w:rStyle w:val="Strong"/>
-        </w:rPr>
-        <w:t>18%</w:t>
-      </w:r>
-      <w:r>
-        <w:t>.</w:t>
+        <w:t>Modernized older servlet and JSP-based modules into cleaner Spring MVC services, reducing manual maintenance effort and improving release confidence.</w:t>
       </w:r>
     </w:p>
     <w:p>
@@ -2203,8 +2132,6 @@
         </w:rPr>
         <w:t>Jun 2013 – Apr 2014</w:t>
       </w:r>
-      <w:bookmarkStart w:id="0" w:name="_GoBack"/>
-      <w:bookmarkEnd w:id="0"/>
     </w:p>
     <w:p>
       <w:pPr>
@@ -2257,16 +2184,7 @@
         <w:jc w:val="both"/>
       </w:pPr>
       <w:r>
-        <w:t xml:space="preserve">Fixed customer portal bugs related to form validation, session handling, and inconsistent database records, reducing repeated support escalations by </w:t>
-      </w:r>
-      <w:r>
-        <w:rPr>
-          <w:rStyle w:val="Strong"/>
-        </w:rPr>
-        <w:t>12%</w:t>
-      </w:r>
-      <w:r>
-        <w:t>.</w:t>
+        <w:t>Fixed customer portal bugs related to form validation, session handling, and inconsistent database records, reducing repeated support escalations.</w:t>
       </w:r>
     </w:p>
     <w:p>
@@ -2279,7 +2197,6 @@
         <w:jc w:val="both"/>
       </w:pPr>
       <w:r>
-        <w:lastRenderedPageBreak/>
         <w:t>Assisted senior engineers with small Java feature enhancements, SQL query updates, and backend maintenance tasks across internal service-management tools.</w:t>
       </w:r>
     </w:p>
@@ -2293,6 +2210,7 @@
         <w:jc w:val="both"/>
       </w:pPr>
       <w:r>
+        <w:lastRenderedPageBreak/>
         <w:t>Improved legacy code quality by adding basic unit tests, cleaning duplicated logic, and documenting setup steps for local development environments.</w:t>
       </w:r>
     </w:p>
@@ -6383,7 +6301,7 @@
 </file>
 
 <file path=customXml/itemProps1.xml><?xml version="1.0" encoding="utf-8"?>
-<ds:datastoreItem xmlns:ds="http://schemas.openxmlformats.org/officeDocument/2006/customXml" ds:itemID="{B1B79B11-E855-417F-BBE6-8F4314856B5C}">
+<ds:datastoreItem xmlns:ds="http://schemas.openxmlformats.org/officeDocument/2006/customXml" ds:itemID="{704AE422-15D6-4C41-BDC0-08E5958E758A}">
   <ds:schemaRefs>
     <ds:schemaRef ds:uri="http://schemas.openxmlformats.org/officeDocument/2006/bibliography"/>
   </ds:schemaRefs>
